--- a/docs/USAGE.docx
+++ b/docs/USAGE.docx
@@ -2361,7 +2361,7 @@
         <w:t xml:space="preserve"> </w:t>
       </w:r>
       <w:r>
-        <w:t xml:space="preserve">在同一个活动会话里完成。会话里已预绑定</w:t>
+        <w:t xml:space="preserve">在同一个会话中完成。会话里已预绑定</w:t>
       </w:r>
       <w:r>
         <w:t xml:space="preserve"> </w:t>

--- a/docs/USAGE.docx
+++ b/docs/USAGE.docx
@@ -77,7 +77,7 @@
         </w:pict>
       </w:r>
     </w:p>
-    <w:bookmarkStart w:id="37" w:name="mne-mcp-使用介绍"/>
+    <w:bookmarkStart w:id="38" w:name="mne-mcp-使用介绍"/>
     <w:p>
       <w:pPr>
         <w:pStyle w:val="Heading1"/>
@@ -529,22 +529,22 @@
       </w:r>
     </w:p>
     <w:bookmarkEnd w:id="23"/>
-    <w:bookmarkStart w:id="26" w:name="接入-claude-code"/>
+    <w:bookmarkStart w:id="27" w:name="接入客户端claude-code-codex-opencode"/>
     <w:p>
       <w:pPr>
         <w:pStyle w:val="Heading2"/>
       </w:pPr>
       <w:r>
-        <w:t xml:space="preserve">3. 接入 Claude Code</w:t>
-      </w:r>
-    </w:p>
-    <w:bookmarkStart w:id="24" w:name="注册-mcp-服务器推荐自动"/>
+        <w:t xml:space="preserve">3. 接入客户端（Claude Code / Codex / opencode）</w:t>
+      </w:r>
+    </w:p>
+    <w:bookmarkStart w:id="25" w:name="一键注册-装技能推荐"/>
     <w:p>
       <w:pPr>
         <w:pStyle w:val="Heading3"/>
       </w:pPr>
       <w:r>
-        <w:t xml:space="preserve">3.1 注册 MCP 服务器（推荐自动）</w:t>
+        <w:t xml:space="preserve">3.1 一键注册 + 装技能（推荐）</w:t>
       </w:r>
     </w:p>
     <w:p>
@@ -561,7 +561,46 @@
         <w:rPr>
           <w:rStyle w:val="NormalTok"/>
         </w:rPr>
-        <w:t xml:space="preserve"> configure-claude</w:t>
+        <w:t xml:space="preserve"> setup                          </w:t>
+      </w:r>
+      <w:r>
+        <w:rPr>
+          <w:rStyle w:val="CommentTok"/>
+        </w:rPr>
+        <w:t xml:space="preserve"># Claude Code + Codex + opencode + 技能</w:t>
+      </w:r>
+      <w:r>
+        <w:br/>
+      </w:r>
+      <w:r>
+        <w:rPr>
+          <w:rStyle w:val="ExtensionTok"/>
+        </w:rPr>
+        <w:t xml:space="preserve">mne-mcp</w:t>
+      </w:r>
+      <w:r>
+        <w:rPr>
+          <w:rStyle w:val="NormalTok"/>
+        </w:rPr>
+        <w:t xml:space="preserve"> setup </w:t>
+      </w:r>
+      <w:r>
+        <w:rPr>
+          <w:rStyle w:val="AttributeTok"/>
+        </w:rPr>
+        <w:t xml:space="preserve">--clients</w:t>
+      </w:r>
+      <w:r>
+        <w:rPr>
+          <w:rStyle w:val="NormalTok"/>
+        </w:rPr>
+        <w:t xml:space="preserve"> claude,codex   </w:t>
+      </w:r>
+      <w:r>
+        <w:rPr>
+          <w:rStyle w:val="CommentTok"/>
+        </w:rPr>
+        <w:t xml:space="preserve"># 只配置指定客户端</w:t>
       </w:r>
     </w:p>
     <w:p>
@@ -569,22 +608,34 @@
         <w:pStyle w:val="FirstParagraph"/>
       </w:pPr>
       <w:r>
-        <w:t xml:space="preserve">这会自动把</w:t>
-      </w:r>
-      <w:r>
-        <w:t xml:space="preserve"> </w:t>
-      </w:r>
-      <w:r>
-        <w:rPr>
-          <w:rStyle w:val="VerbatimChar"/>
-        </w:rPr>
-        <w:t xml:space="preserve">mcpServers.mne</w:t>
-      </w:r>
-      <w:r>
-        <w:t xml:space="preserve"> </w:t>
-      </w:r>
-      <w:r>
-        <w:t xml:space="preserve">合并进 Claude Code 的用户配置（</w:t>
+        <w:rPr>
+          <w:rStyle w:val="VerbatimChar"/>
+        </w:rPr>
+        <w:t xml:space="preserve">setup</w:t>
+      </w:r>
+      <w:r>
+        <w:t xml:space="preserve"> </w:t>
+      </w:r>
+      <w:r>
+        <w:t xml:space="preserve">会把</w:t>
+      </w:r>
+      <w:r>
+        <w:t xml:space="preserve"> </w:t>
+      </w:r>
+      <w:r>
+        <w:rPr>
+          <w:rStyle w:val="VerbatimChar"/>
+        </w:rPr>
+        <w:t xml:space="preserve">mne</w:t>
+      </w:r>
+      <w:r>
+        <w:t xml:space="preserve"> </w:t>
+      </w:r>
+      <w:r>
+        <w:t xml:space="preserve">写入各客户端配置（Claude Code 的</w:t>
+      </w:r>
+      <w:r>
+        <w:t xml:space="preserve"> </w:t>
       </w:r>
       <w:r>
         <w:rPr>
@@ -593,7 +644,37 @@
         <w:t xml:space="preserve">~/.claude.json</w:t>
       </w:r>
       <w:r>
-        <w:t xml:space="preserve">），并先生成带时间戳的备份。</w:t>
+        <w:t xml:space="preserve">、Codex 的</w:t>
+      </w:r>
+      <w:r>
+        <w:t xml:space="preserve"> </w:t>
+      </w:r>
+      <w:r>
+        <w:rPr>
+          <w:rStyle w:val="VerbatimChar"/>
+        </w:rPr>
+        <w:t xml:space="preserve">~/.codex/config.toml</w:t>
+      </w:r>
+      <w:r>
+        <w:t xml:space="preserve">、</w:t>
+      </w:r>
+      <w:r>
+        <w:t xml:space="preserve"> </w:t>
+      </w:r>
+      <w:r>
+        <w:t xml:space="preserve">opencode 的</w:t>
+      </w:r>
+      <w:r>
+        <w:t xml:space="preserve"> </w:t>
+      </w:r>
+      <w:r>
+        <w:rPr>
+          <w:rStyle w:val="VerbatimChar"/>
+        </w:rPr>
+        <w:t xml:space="preserve">~/.config/opencode/opencode.json</w:t>
+      </w:r>
+      <w:r>
+        <w:t xml:space="preserve">），改动前对已存在文件先备份，并自动安装技能。</w:t>
       </w:r>
     </w:p>
     <w:p>
@@ -601,292 +682,31 @@
         <w:pStyle w:val="BodyText"/>
       </w:pPr>
       <w:r>
-        <w:t xml:space="preserve">也可手动添加：</w:t>
-      </w:r>
-    </w:p>
-    <w:p>
-      <w:pPr>
-        <w:pStyle w:val="SourceCode"/>
-      </w:pPr>
-      <w:r>
-        <w:rPr>
-          <w:rStyle w:val="FunctionTok"/>
-        </w:rPr>
-        <w:t xml:space="preserve">{</w:t>
-      </w:r>
-      <w:r>
-        <w:br/>
-      </w:r>
-      <w:r>
-        <w:rPr>
-          <w:rStyle w:val="NormalTok"/>
-        </w:rPr>
-        <w:t xml:space="preserve">  </w:t>
-      </w:r>
-      <w:r>
-        <w:rPr>
-          <w:rStyle w:val="DataTypeTok"/>
-        </w:rPr>
-        <w:t xml:space="preserve">"mcpServers"</w:t>
-      </w:r>
-      <w:r>
-        <w:rPr>
-          <w:rStyle w:val="FunctionTok"/>
-        </w:rPr>
-        <w:t xml:space="preserve">:</w:t>
-      </w:r>
-      <w:r>
-        <w:rPr>
-          <w:rStyle w:val="NormalTok"/>
-        </w:rPr>
-        <w:t xml:space="preserve"> </w:t>
-      </w:r>
-      <w:r>
-        <w:rPr>
-          <w:rStyle w:val="FunctionTok"/>
-        </w:rPr>
-        <w:t xml:space="preserve">{</w:t>
-      </w:r>
-      <w:r>
-        <w:br/>
-      </w:r>
-      <w:r>
-        <w:rPr>
-          <w:rStyle w:val="NormalTok"/>
-        </w:rPr>
-        <w:t xml:space="preserve">    </w:t>
-      </w:r>
-      <w:r>
-        <w:rPr>
-          <w:rStyle w:val="DataTypeTok"/>
-        </w:rPr>
-        <w:t xml:space="preserve">"mne"</w:t>
-      </w:r>
-      <w:r>
-        <w:rPr>
-          <w:rStyle w:val="FunctionTok"/>
-        </w:rPr>
-        <w:t xml:space="preserve">:</w:t>
-      </w:r>
-      <w:r>
-        <w:rPr>
-          <w:rStyle w:val="NormalTok"/>
-        </w:rPr>
-        <w:t xml:space="preserve"> </w:t>
-      </w:r>
-      <w:r>
-        <w:rPr>
-          <w:rStyle w:val="FunctionTok"/>
-        </w:rPr>
-        <w:t xml:space="preserve">{</w:t>
-      </w:r>
-      <w:r>
-        <w:br/>
-      </w:r>
-      <w:r>
-        <w:rPr>
-          <w:rStyle w:val="NormalTok"/>
-        </w:rPr>
-        <w:t xml:space="preserve">      </w:t>
-      </w:r>
-      <w:r>
-        <w:rPr>
-          <w:rStyle w:val="DataTypeTok"/>
-        </w:rPr>
-        <w:t xml:space="preserve">"type"</w:t>
-      </w:r>
-      <w:r>
-        <w:rPr>
-          <w:rStyle w:val="FunctionTok"/>
-        </w:rPr>
-        <w:t xml:space="preserve">:</w:t>
-      </w:r>
-      <w:r>
-        <w:rPr>
-          <w:rStyle w:val="NormalTok"/>
-        </w:rPr>
-        <w:t xml:space="preserve"> </w:t>
-      </w:r>
-      <w:r>
-        <w:rPr>
-          <w:rStyle w:val="StringTok"/>
-        </w:rPr>
-        <w:t xml:space="preserve">"stdio"</w:t>
-      </w:r>
-      <w:r>
-        <w:rPr>
-          <w:rStyle w:val="FunctionTok"/>
-        </w:rPr>
-        <w:t xml:space="preserve">,</w:t>
-      </w:r>
-      <w:r>
-        <w:br/>
-      </w:r>
-      <w:r>
-        <w:rPr>
-          <w:rStyle w:val="NormalTok"/>
-        </w:rPr>
-        <w:t xml:space="preserve">      </w:t>
-      </w:r>
-      <w:r>
-        <w:rPr>
-          <w:rStyle w:val="DataTypeTok"/>
-        </w:rPr>
-        <w:t xml:space="preserve">"command"</w:t>
-      </w:r>
-      <w:r>
-        <w:rPr>
-          <w:rStyle w:val="FunctionTok"/>
-        </w:rPr>
-        <w:t xml:space="preserve">:</w:t>
-      </w:r>
-      <w:r>
-        <w:rPr>
-          <w:rStyle w:val="NormalTok"/>
-        </w:rPr>
-        <w:t xml:space="preserve"> </w:t>
-      </w:r>
-      <w:r>
-        <w:rPr>
-          <w:rStyle w:val="StringTok"/>
-        </w:rPr>
-        <w:t xml:space="preserve">"mne-mcp"</w:t>
-      </w:r>
-      <w:r>
-        <w:rPr>
-          <w:rStyle w:val="FunctionTok"/>
-        </w:rPr>
-        <w:t xml:space="preserve">,</w:t>
-      </w:r>
-      <w:r>
-        <w:br/>
-      </w:r>
-      <w:r>
-        <w:rPr>
-          <w:rStyle w:val="NormalTok"/>
-        </w:rPr>
-        <w:t xml:space="preserve">      </w:t>
-      </w:r>
-      <w:r>
-        <w:rPr>
-          <w:rStyle w:val="DataTypeTok"/>
-        </w:rPr>
-        <w:t xml:space="preserve">"args"</w:t>
-      </w:r>
-      <w:r>
-        <w:rPr>
-          <w:rStyle w:val="FunctionTok"/>
-        </w:rPr>
-        <w:t xml:space="preserve">:</w:t>
-      </w:r>
-      <w:r>
-        <w:rPr>
-          <w:rStyle w:val="NormalTok"/>
-        </w:rPr>
-        <w:t xml:space="preserve"> </w:t>
-      </w:r>
-      <w:r>
-        <w:rPr>
-          <w:rStyle w:val="OtherTok"/>
-        </w:rPr>
-        <w:t xml:space="preserve">[</w:t>
-      </w:r>
-      <w:r>
-        <w:rPr>
-          <w:rStyle w:val="StringTok"/>
-        </w:rPr>
-        <w:t xml:space="preserve">"serve"</w:t>
-      </w:r>
-      <w:r>
-        <w:rPr>
-          <w:rStyle w:val="OtherTok"/>
-        </w:rPr>
-        <w:t xml:space="preserve">,</w:t>
-      </w:r>
-      <w:r>
-        <w:rPr>
-          <w:rStyle w:val="NormalTok"/>
-        </w:rPr>
-        <w:t xml:space="preserve"> </w:t>
-      </w:r>
-      <w:r>
-        <w:rPr>
-          <w:rStyle w:val="StringTok"/>
-        </w:rPr>
-        <w:t xml:space="preserve">"--transport"</w:t>
-      </w:r>
-      <w:r>
-        <w:rPr>
-          <w:rStyle w:val="OtherTok"/>
-        </w:rPr>
-        <w:t xml:space="preserve">,</w:t>
-      </w:r>
-      <w:r>
-        <w:rPr>
-          <w:rStyle w:val="NormalTok"/>
-        </w:rPr>
-        <w:t xml:space="preserve"> </w:t>
-      </w:r>
-      <w:r>
-        <w:rPr>
-          <w:rStyle w:val="StringTok"/>
-        </w:rPr>
-        <w:t xml:space="preserve">"stdio"</w:t>
-      </w:r>
-      <w:r>
-        <w:rPr>
-          <w:rStyle w:val="OtherTok"/>
-        </w:rPr>
-        <w:t xml:space="preserve">]</w:t>
-      </w:r>
-      <w:r>
-        <w:br/>
-      </w:r>
-      <w:r>
-        <w:rPr>
-          <w:rStyle w:val="NormalTok"/>
-        </w:rPr>
-        <w:t xml:space="preserve">    </w:t>
-      </w:r>
-      <w:r>
-        <w:rPr>
-          <w:rStyle w:val="FunctionTok"/>
-        </w:rPr>
-        <w:t xml:space="preserve">}</w:t>
-      </w:r>
-      <w:r>
-        <w:br/>
-      </w:r>
-      <w:r>
-        <w:rPr>
-          <w:rStyle w:val="NormalTok"/>
-        </w:rPr>
-        <w:t xml:space="preserve">  </w:t>
-      </w:r>
-      <w:r>
-        <w:rPr>
-          <w:rStyle w:val="FunctionTok"/>
-        </w:rPr>
-        <w:t xml:space="preserve">}</w:t>
-      </w:r>
-      <w:r>
-        <w:br/>
-      </w:r>
-      <w:r>
-        <w:rPr>
-          <w:rStyle w:val="FunctionTok"/>
-        </w:rPr>
-        <w:t xml:space="preserve">}</w:t>
-      </w:r>
-    </w:p>
-    <w:bookmarkEnd w:id="24"/>
-    <w:bookmarkStart w:id="25" w:name="安装技能强烈推荐"/>
+        <w:t xml:space="preserve">手动配置见</w:t>
+      </w:r>
+      <w:r>
+        <w:t xml:space="preserve"> </w:t>
+      </w:r>
+      <w:hyperlink r:id="rId24">
+        <w:r>
+          <w:rPr>
+            <w:rStyle w:val="Hyperlink"/>
+          </w:rPr>
+          <w:t xml:space="preserve">INSTALL.md</w:t>
+        </w:r>
+      </w:hyperlink>
+      <w:r>
+        <w:t xml:space="preserve">（含三种客户端的配置片段）。</w:t>
+      </w:r>
+    </w:p>
+    <w:bookmarkEnd w:id="25"/>
+    <w:bookmarkStart w:id="26" w:name="技能随-setup-自动安装"/>
     <w:p>
       <w:pPr>
         <w:pStyle w:val="Heading3"/>
       </w:pPr>
       <w:r>
-        <w:t xml:space="preserve">3.2 安装技能（强烈推荐）</w:t>
+        <w:t xml:space="preserve">3.2 技能（随 setup 自动安装）</w:t>
       </w:r>
     </w:p>
     <w:p>
@@ -894,7 +714,7 @@
         <w:pStyle w:val="FirstParagraph"/>
       </w:pPr>
       <w:r>
-        <w:t xml:space="preserve">技能让 Claude 知道标准流程、参数约定，并自动把结果归档到</w:t>
+        <w:t xml:space="preserve">技能是 Claude Code 特性，让它掌握标准流程、参数约定，并自动把结果归档到</w:t>
       </w:r>
       <w:r>
         <w:t xml:space="preserve"> </w:t>
@@ -906,210 +726,31 @@
         <w:t xml:space="preserve">mne_result/</w:t>
       </w:r>
       <w:r>
-        <w:t xml:space="preserve">。</w:t>
-      </w:r>
-    </w:p>
-    <w:p>
-      <w:pPr>
-        <w:pStyle w:val="SourceCode"/>
-      </w:pPr>
-      <w:r>
-        <w:rPr>
-          <w:rStyle w:val="BuiltInTok"/>
-        </w:rPr>
-        <w:t xml:space="preserve">set</w:t>
-      </w:r>
-      <w:r>
-        <w:rPr>
-          <w:rStyle w:val="NormalTok"/>
-        </w:rPr>
-        <w:t xml:space="preserve"> </w:t>
-      </w:r>
-      <w:r>
-        <w:rPr>
-          <w:rStyle w:val="VariableTok"/>
-        </w:rPr>
-        <w:t xml:space="preserve">SKILLS_DIR</w:t>
-      </w:r>
-      <w:r>
-        <w:rPr>
-          <w:rStyle w:val="NormalTok"/>
-        </w:rPr>
-        <w:t xml:space="preserve">=</w:t>
-      </w:r>
-      <w:r>
-        <w:rPr>
-          <w:rStyle w:val="PreprocessorTok"/>
-        </w:rPr>
-        <w:t xml:space="preserve">%</w:t>
-      </w:r>
-      <w:r>
-        <w:rPr>
-          <w:rStyle w:val="VariableTok"/>
-        </w:rPr>
-        <w:t xml:space="preserve">USERPROFILE</w:t>
-      </w:r>
-      <w:r>
-        <w:rPr>
-          <w:rStyle w:val="PreprocessorTok"/>
-        </w:rPr>
-        <w:t xml:space="preserve">%</w:t>
-      </w:r>
-      <w:r>
-        <w:rPr>
-          <w:rStyle w:val="NormalTok"/>
-        </w:rPr>
-        <w:t xml:space="preserve">\.claude\skills</w:t>
-      </w:r>
-      <w:r>
-        <w:br/>
-      </w:r>
-      <w:r>
-        <w:rPr>
-          <w:rStyle w:val="KeywordTok"/>
-        </w:rPr>
-        <w:t xml:space="preserve">xcopy</w:t>
-      </w:r>
-      <w:r>
-        <w:rPr>
-          <w:rStyle w:val="NormalTok"/>
-        </w:rPr>
-        <w:t xml:space="preserve"> </w:t>
-      </w:r>
-      <w:r>
-        <w:rPr>
-          <w:rStyle w:val="AttributeTok"/>
-        </w:rPr>
-        <w:t xml:space="preserve">/E</w:t>
-      </w:r>
-      <w:r>
-        <w:rPr>
-          <w:rStyle w:val="NormalTok"/>
-        </w:rPr>
-        <w:t xml:space="preserve"> </w:t>
-      </w:r>
-      <w:r>
-        <w:rPr>
-          <w:rStyle w:val="AttributeTok"/>
-        </w:rPr>
-        <w:t xml:space="preserve">/I</w:t>
-      </w:r>
-      <w:r>
-        <w:rPr>
-          <w:rStyle w:val="NormalTok"/>
-        </w:rPr>
-        <w:t xml:space="preserve"> skills\mne-analyst    </w:t>
-      </w:r>
-      <w:r>
-        <w:rPr>
-          <w:rStyle w:val="StringTok"/>
-        </w:rPr>
-        <w:t xml:space="preserve">"</w:t>
-      </w:r>
-      <w:r>
-        <w:rPr>
-          <w:rStyle w:val="PreprocessorTok"/>
-        </w:rPr>
-        <w:t xml:space="preserve">%</w:t>
-      </w:r>
-      <w:r>
-        <w:rPr>
-          <w:rStyle w:val="VariableTok"/>
-        </w:rPr>
-        <w:t xml:space="preserve">SKILLS_DIR</w:t>
-      </w:r>
-      <w:r>
-        <w:rPr>
-          <w:rStyle w:val="PreprocessorTok"/>
-        </w:rPr>
-        <w:t xml:space="preserve">%</w:t>
-      </w:r>
-      <w:r>
-        <w:rPr>
-          <w:rStyle w:val="StringTok"/>
-        </w:rPr>
-        <w:t xml:space="preserve">\mne-analyst"</w:t>
-      </w:r>
-      <w:r>
-        <w:br/>
-      </w:r>
-      <w:r>
-        <w:rPr>
-          <w:rStyle w:val="KeywordTok"/>
-        </w:rPr>
-        <w:t xml:space="preserve">xcopy</w:t>
-      </w:r>
-      <w:r>
-        <w:rPr>
-          <w:rStyle w:val="NormalTok"/>
-        </w:rPr>
-        <w:t xml:space="preserve"> </w:t>
-      </w:r>
-      <w:r>
-        <w:rPr>
-          <w:rStyle w:val="AttributeTok"/>
-        </w:rPr>
-        <w:t xml:space="preserve">/E</w:t>
-      </w:r>
-      <w:r>
-        <w:rPr>
-          <w:rStyle w:val="NormalTok"/>
-        </w:rPr>
-        <w:t xml:space="preserve"> </w:t>
-      </w:r>
-      <w:r>
-        <w:rPr>
-          <w:rStyle w:val="AttributeTok"/>
-        </w:rPr>
-        <w:t xml:space="preserve">/I</w:t>
-      </w:r>
-      <w:r>
-        <w:rPr>
-          <w:rStyle w:val="NormalTok"/>
-        </w:rPr>
-        <w:t xml:space="preserve"> skills\mne-mcp-guard  </w:t>
-      </w:r>
-      <w:r>
-        <w:rPr>
-          <w:rStyle w:val="StringTok"/>
-        </w:rPr>
-        <w:t xml:space="preserve">"</w:t>
-      </w:r>
-      <w:r>
-        <w:rPr>
-          <w:rStyle w:val="PreprocessorTok"/>
-        </w:rPr>
-        <w:t xml:space="preserve">%</w:t>
-      </w:r>
-      <w:r>
-        <w:rPr>
-          <w:rStyle w:val="VariableTok"/>
-        </w:rPr>
-        <w:t xml:space="preserve">SKILLS_DIR</w:t>
-      </w:r>
-      <w:r>
-        <w:rPr>
-          <w:rStyle w:val="PreprocessorTok"/>
-        </w:rPr>
-        <w:t xml:space="preserve">%</w:t>
-      </w:r>
-      <w:r>
-        <w:rPr>
-          <w:rStyle w:val="StringTok"/>
-        </w:rPr>
-        <w:t xml:space="preserve">\mne-mcp-guard"</w:t>
-      </w:r>
-    </w:p>
-    <w:p>
-      <w:pPr>
-        <w:pStyle w:val="FirstParagraph"/>
+        <w:t xml:space="preserve">；</w:t>
+      </w:r>
+      <w:r>
+        <w:rPr>
+          <w:rStyle w:val="VerbatimChar"/>
+        </w:rPr>
+        <w:t xml:space="preserve">setup</w:t>
+      </w:r>
+      <w:r>
+        <w:t xml:space="preserve"> </w:t>
+      </w:r>
+      <w:r>
+        <w:t xml:space="preserve">已自动安装。</w:t>
+      </w:r>
+    </w:p>
+    <w:p>
+      <w:pPr>
+        <w:pStyle w:val="BodyText"/>
       </w:pPr>
       <w:r>
         <w:rPr>
           <w:b/>
           <w:bCs/>
         </w:rPr>
-        <w:t xml:space="preserve">完成后重启 Claude Code</w:t>
+        <w:t xml:space="preserve">完成后重启客户端</w:t>
       </w:r>
       <w:r>
         <w:t xml:space="preserve">，</w:t>
@@ -1134,9 +775,9 @@
         </w:pict>
       </w:r>
     </w:p>
-    <w:bookmarkEnd w:id="25"/>
     <w:bookmarkEnd w:id="26"/>
-    <w:bookmarkStart w:id="27" w:name="配置默认参数可选cli-向导"/>
+    <w:bookmarkEnd w:id="27"/>
+    <w:bookmarkStart w:id="28" w:name="配置默认参数可选cli-向导"/>
     <w:p>
       <w:pPr>
         <w:pStyle w:val="Heading2"/>
@@ -1780,8 +1421,8 @@
         </w:pict>
       </w:r>
     </w:p>
-    <w:bookmarkEnd w:id="27"/>
-    <w:bookmarkStart w:id="29" w:name="开始分析直接说人话"/>
+    <w:bookmarkEnd w:id="28"/>
+    <w:bookmarkStart w:id="30" w:name="开始分析直接说人话"/>
     <w:p>
       <w:pPr>
         <w:pStyle w:val="Heading2"/>
@@ -1850,7 +1491,7 @@
         <w:t xml:space="preserve">Claude 会按”加载 → 预处理 → ICA → 分段 → 叠加平均 → 画图/解读 → 归档”的顺序逐步完成，每张图都会画出来并解释。</w:t>
       </w:r>
     </w:p>
-    <w:bookmarkStart w:id="28" w:name="没有数据用-mne-自带样例"/>
+    <w:bookmarkStart w:id="29" w:name="没有数据用-mne-自带样例"/>
     <w:p>
       <w:pPr>
         <w:pStyle w:val="Heading3"/>
@@ -1897,9 +1538,9 @@
         </w:pict>
       </w:r>
     </w:p>
-    <w:bookmarkEnd w:id="28"/>
     <w:bookmarkEnd w:id="29"/>
-    <w:bookmarkStart w:id="30" w:name="一次完整-erp-流程示例"/>
+    <w:bookmarkEnd w:id="30"/>
+    <w:bookmarkStart w:id="31" w:name="一次完整-erp-流程示例"/>
     <w:p>
       <w:pPr>
         <w:pStyle w:val="Heading2"/>
@@ -2285,8 +1926,8 @@
         </w:pict>
       </w:r>
     </w:p>
-    <w:bookmarkEnd w:id="30"/>
-    <w:bookmarkStart w:id="31" w:name="关于图像"/>
+    <w:bookmarkEnd w:id="31"/>
+    <w:bookmarkStart w:id="32" w:name="关于图像"/>
     <w:p>
       <w:pPr>
         <w:pStyle w:val="Heading2"/>
@@ -2329,8 +1970,8 @@
         </w:pict>
       </w:r>
     </w:p>
-    <w:bookmarkEnd w:id="31"/>
-    <w:bookmarkStart w:id="32" w:name="超出内置工具的分析"/>
+    <w:bookmarkEnd w:id="32"/>
+    <w:bookmarkStart w:id="33" w:name="超出内置工具的分析"/>
     <w:p>
       <w:pPr>
         <w:pStyle w:val="Heading2"/>
@@ -2471,8 +2112,8 @@
         </w:pict>
       </w:r>
     </w:p>
-    <w:bookmarkEnd w:id="32"/>
-    <w:bookmarkStart w:id="33" w:name="常见问题"/>
+    <w:bookmarkEnd w:id="33"/>
+    <w:bookmarkStart w:id="34" w:name="常见问题"/>
     <w:p>
       <w:pPr>
         <w:pStyle w:val="Heading2"/>
@@ -2847,8 +2488,8 @@
         </w:pict>
       </w:r>
     </w:p>
-    <w:bookmarkEnd w:id="33"/>
-    <w:bookmarkStart w:id="34" w:name="工具速查32-个"/>
+    <w:bookmarkEnd w:id="34"/>
+    <w:bookmarkStart w:id="35" w:name="工具速查32-个"/>
     <w:p>
       <w:pPr>
         <w:pStyle w:val="Heading2"/>
@@ -3300,8 +2941,8 @@
         </w:pict>
       </w:r>
     </w:p>
-    <w:bookmarkEnd w:id="34"/>
-    <w:bookmarkStart w:id="36" w:name="资源"/>
+    <w:bookmarkEnd w:id="35"/>
+    <w:bookmarkStart w:id="37" w:name="资源"/>
     <w:p>
       <w:pPr>
         <w:pStyle w:val="Heading2"/>
@@ -3321,7 +2962,7 @@
       <w:r>
         <w:t xml:space="preserve">项目仓库：</w:t>
       </w:r>
-      <w:hyperlink r:id="rId35">
+      <w:hyperlink r:id="rId36">
         <w:r>
           <w:rPr>
             <w:rStyle w:val="Hyperlink"/>
@@ -3425,8 +3066,8 @@
         <w:t xml:space="preserve">License: MIT</w:t>
       </w:r>
     </w:p>
-    <w:bookmarkEnd w:id="36"/>
     <w:bookmarkEnd w:id="37"/>
+    <w:bookmarkEnd w:id="38"/>
     <w:sectPr/>
   </w:body>
 </w:document>

--- a/docs/USAGE.docx
+++ b/docs/USAGE.docx
@@ -274,13 +274,10 @@
           <w:b/>
           <w:bCs/>
         </w:rPr>
-        <w:t xml:space="preserve">32 个结构化工具</w:t>
-      </w:r>
-      <w:r>
-        <w:t xml:space="preserve"> </w:t>
-      </w:r>
-      <w:r>
-        <w:t xml:space="preserve">+ 一个</w:t>
+        <w:t xml:space="preserve">38 个结构化工具</w:t>
+      </w:r>
+      <w:r>
+        <w:t xml:space="preserve">（含源定位 / 连接性 / 解码）+ 一个通用的</w:t>
       </w:r>
       <w:r>
         <w:t xml:space="preserve"> </w:t>
@@ -294,21 +291,10 @@
         <w:t xml:space="preserve">mne_run_code</w:t>
       </w:r>
       <w:r>
-        <w:rPr>
-          <w:b/>
-          <w:bCs/>
-        </w:rPr>
-        <w:t xml:space="preserve"> </w:t>
-      </w:r>
-      <w:r>
-        <w:rPr>
-          <w:b/>
-          <w:bCs/>
-        </w:rPr>
-        <w:t xml:space="preserve">万能工具</w:t>
-      </w:r>
-      <w:r>
-        <w:t xml:space="preserve">：常见流程有专门的工具，做不到的（源定位、连接性、解码、统计、BIDS…）用</w:t>
+        <w:t xml:space="preserve"> </w:t>
+      </w:r>
+      <w:r>
+        <w:t xml:space="preserve">工具：做不到的（BIDS、统计、beamformer…）用</w:t>
       </w:r>
       <w:r>
         <w:t xml:space="preserve"> </w:t>
@@ -2489,13 +2475,13 @@
       </w:r>
     </w:p>
     <w:bookmarkEnd w:id="34"/>
-    <w:bookmarkStart w:id="35" w:name="工具速查32-个"/>
+    <w:bookmarkStart w:id="35" w:name="工具速查38-个"/>
     <w:p>
       <w:pPr>
         <w:pStyle w:val="Heading2"/>
       </w:pPr>
       <w:r>
-        <w:t xml:space="preserve">10. 工具速查（32 个）</w:t>
+        <w:t xml:space="preserve">10. 工具速查（38 个）</w:t>
       </w:r>
     </w:p>
     <w:p>
@@ -2902,6 +2888,76 @@
           <w:b/>
           <w:bCs/>
         </w:rPr>
+        <w:t xml:space="preserve">高级分析(6)</w:t>
+      </w:r>
+      <w:r>
+        <w:t xml:space="preserve">：</w:t>
+      </w:r>
+      <w:r>
+        <w:rPr>
+          <w:rStyle w:val="VerbatimChar"/>
+        </w:rPr>
+        <w:t xml:space="preserve">mne_decode</w:t>
+      </w:r>
+      <w:r>
+        <w:t xml:space="preserve"> </w:t>
+      </w:r>
+      <w:r>
+        <w:rPr>
+          <w:rStyle w:val="VerbatimChar"/>
+        </w:rPr>
+        <w:t xml:space="preserve">mne_connectivity</w:t>
+      </w:r>
+      <w:r>
+        <w:t xml:space="preserve"> </w:t>
+      </w:r>
+      <w:r>
+        <w:rPr>
+          <w:rStyle w:val="VerbatimChar"/>
+        </w:rPr>
+        <w:t xml:space="preserve">mne_compute_noise_cov</w:t>
+      </w:r>
+      <w:r>
+        <w:t xml:space="preserve"> </w:t>
+      </w:r>
+      <w:r>
+        <w:rPr>
+          <w:rStyle w:val="VerbatimChar"/>
+        </w:rPr>
+        <w:t xml:space="preserve">mne_make_forward</w:t>
+      </w:r>
+      <w:r>
+        <w:t xml:space="preserve"> </w:t>
+      </w:r>
+      <w:r>
+        <w:rPr>
+          <w:rStyle w:val="VerbatimChar"/>
+        </w:rPr>
+        <w:t xml:space="preserve">mne_apply_inverse</w:t>
+      </w:r>
+      <w:r>
+        <w:t xml:space="preserve"> </w:t>
+      </w:r>
+      <w:r>
+        <w:rPr>
+          <w:rStyle w:val="VerbatimChar"/>
+        </w:rPr>
+        <w:t xml:space="preserve">mne_plot_source_estimate</w:t>
+      </w:r>
+    </w:p>
+    <w:p>
+      <w:pPr>
+        <w:pStyle w:val="Compact"/>
+        <w:numPr>
+          <w:ilvl w:val="0"/>
+          <w:numId w:val="1003"/>
+        </w:numPr>
+      </w:pPr>
+      <w:r>
+        <w:rPr>
+          <w:b/>
+          <w:bCs/>
+        </w:rPr>
         <w:t xml:space="preserve">导出(1)</w:t>
       </w:r>
       <w:r>
@@ -2929,6 +2985,18 @@
           <w:rStyle w:val="VerbatimChar"/>
         </w:rPr>
         <w:t xml:space="preserve">TOOLS_REFERENCE.md</w:t>
+      </w:r>
+      <w:r>
+        <w:t xml:space="preserve">。高级分析需</w:t>
+      </w:r>
+      <w:r>
+        <w:t xml:space="preserve"> </w:t>
+      </w:r>
+      <w:r>
+        <w:rPr>
+          <w:rStyle w:val="VerbatimChar"/>
+        </w:rPr>
+        <w:t xml:space="preserve">pip install -e ".[full]"</w:t>
       </w:r>
       <w:r>
         <w:t xml:space="preserve">。</w:t>
